--- a/dist/exports/kcet-properties-of-triangles_revision_notes.docx
+++ b/dist/exports/kcet-properties-of-triangles_revision_notes.docx
@@ -189,7 +189,7 @@
                 <w:color w:val="2D3748"/>
                 <w:sz w:val="19"/>
               </w:rPr>
-              <w:t>Kcet Properties Of Triangles - Core Application</w:t>
+              <w:t>Properties Of Triangle — Standard Calculations &amp; Problem Archetypes</w:t>
             </w:r>
           </w:p>
         </w:tc>
@@ -230,7 +230,181 @@
                 <w:color w:val="718096"/>
                 <w:sz w:val="19"/>
               </w:rPr>
-              <w:t>General Concept</w:t>
+              <w:t>Quantitative Analysis</w:t>
+            </w:r>
+          </w:p>
+        </w:tc>
+      </w:tr>
+      <w:tr>
+        <w:tc>
+          <w:tcPr>
+            <w:tcW w:type="dxa" w:w="2160"/>
+            <w:shd w:fill="FFFFFF"/>
+            <w:tcMar>
+              <w:top w:w="80" w:type="dxa"/>
+              <w:bottom w:w="80" w:type="dxa"/>
+              <w:left w:w="150" w:type="dxa"/>
+              <w:right w:w="150" w:type="dxa"/>
+            </w:tcMar>
+          </w:tcPr>
+          <w:p>
+            <w:r>
+              <w:rPr>
+                <w:b/>
+                <w:color w:val="718096"/>
+                <w:sz w:val="19"/>
+              </w:rPr>
+              <w:t>Standard</w:t>
+            </w:r>
+          </w:p>
+        </w:tc>
+        <w:tc>
+          <w:tcPr>
+            <w:tcW w:type="dxa" w:w="4320"/>
+            <w:shd w:fill="FFFFFF"/>
+            <w:tcMar>
+              <w:top w:w="80" w:type="dxa"/>
+              <w:bottom w:w="80" w:type="dxa"/>
+              <w:left w:w="150" w:type="dxa"/>
+              <w:right w:w="150" w:type="dxa"/>
+            </w:tcMar>
+          </w:tcPr>
+          <w:p>
+            <w:r>
+              <w:rPr>
+                <w:b/>
+                <w:color w:val="2D3748"/>
+                <w:sz w:val="19"/>
+              </w:rPr>
+              <w:t>Properties Of Triangle — Core Principles &amp; Governing Laws</w:t>
+            </w:r>
+          </w:p>
+        </w:tc>
+        <w:tc>
+          <w:tcPr>
+            <w:tcW w:type="dxa" w:w="1728"/>
+            <w:shd w:fill="FFFFFF"/>
+            <w:tcMar>
+              <w:top w:w="80" w:type="dxa"/>
+              <w:bottom w:w="80" w:type="dxa"/>
+              <w:left w:w="150" w:type="dxa"/>
+              <w:right w:w="150" w:type="dxa"/>
+            </w:tcMar>
+          </w:tcPr>
+          <w:p>
+            <w:r>
+              <w:rPr>
+                <w:sz w:val="19"/>
+              </w:rPr>
+              <w:t>0 PYQs</w:t>
+            </w:r>
+          </w:p>
+        </w:tc>
+        <w:tc>
+          <w:tcPr>
+            <w:tcW w:type="dxa" w:w="1872"/>
+            <w:shd w:fill="FFFFFF"/>
+            <w:tcMar>
+              <w:top w:w="80" w:type="dxa"/>
+              <w:bottom w:w="80" w:type="dxa"/>
+              <w:left w:w="150" w:type="dxa"/>
+              <w:right w:w="150" w:type="dxa"/>
+            </w:tcMar>
+          </w:tcPr>
+          <w:p>
+            <w:r>
+              <w:rPr>
+                <w:color w:val="718096"/>
+                <w:sz w:val="19"/>
+              </w:rPr>
+              <w:t>Core Principle</w:t>
+            </w:r>
+          </w:p>
+        </w:tc>
+      </w:tr>
+      <w:tr>
+        <w:tc>
+          <w:tcPr>
+            <w:tcW w:type="dxa" w:w="2160"/>
+            <w:shd w:fill="F7FAFC"/>
+            <w:tcMar>
+              <w:top w:w="80" w:type="dxa"/>
+              <w:bottom w:w="80" w:type="dxa"/>
+              <w:left w:w="150" w:type="dxa"/>
+              <w:right w:w="150" w:type="dxa"/>
+            </w:tcMar>
+          </w:tcPr>
+          <w:p>
+            <w:r>
+              <w:rPr>
+                <w:b/>
+                <w:color w:val="718096"/>
+                <w:sz w:val="19"/>
+              </w:rPr>
+              <w:t>Standard</w:t>
+            </w:r>
+          </w:p>
+        </w:tc>
+        <w:tc>
+          <w:tcPr>
+            <w:tcW w:type="dxa" w:w="4320"/>
+            <w:shd w:fill="F7FAFC"/>
+            <w:tcMar>
+              <w:top w:w="80" w:type="dxa"/>
+              <w:bottom w:w="80" w:type="dxa"/>
+              <w:left w:w="150" w:type="dxa"/>
+              <w:right w:w="150" w:type="dxa"/>
+            </w:tcMar>
+          </w:tcPr>
+          <w:p>
+            <w:r>
+              <w:rPr>
+                <w:b/>
+                <w:color w:val="2D3748"/>
+                <w:sz w:val="19"/>
+              </w:rPr>
+              <w:t>Properties Of Triangle — Applied Cases, Reactions &amp; Traps</w:t>
+            </w:r>
+          </w:p>
+        </w:tc>
+        <w:tc>
+          <w:tcPr>
+            <w:tcW w:type="dxa" w:w="1728"/>
+            <w:shd w:fill="F7FAFC"/>
+            <w:tcMar>
+              <w:top w:w="80" w:type="dxa"/>
+              <w:bottom w:w="80" w:type="dxa"/>
+              <w:left w:w="150" w:type="dxa"/>
+              <w:right w:w="150" w:type="dxa"/>
+            </w:tcMar>
+          </w:tcPr>
+          <w:p>
+            <w:r>
+              <w:rPr>
+                <w:sz w:val="19"/>
+              </w:rPr>
+              <w:t>0 PYQs</w:t>
+            </w:r>
+          </w:p>
+        </w:tc>
+        <w:tc>
+          <w:tcPr>
+            <w:tcW w:type="dxa" w:w="1872"/>
+            <w:shd w:fill="F7FAFC"/>
+            <w:tcMar>
+              <w:top w:w="80" w:type="dxa"/>
+              <w:bottom w:w="80" w:type="dxa"/>
+              <w:left w:w="150" w:type="dxa"/>
+              <w:right w:w="150" w:type="dxa"/>
+            </w:tcMar>
+          </w:tcPr>
+          <w:p>
+            <w:r>
+              <w:rPr>
+                <w:color w:val="718096"/>
+                <w:sz w:val="19"/>
+              </w:rPr>
+              <w:t>Applied Topics</w:t>
             </w:r>
           </w:p>
         </w:tc>
@@ -311,6 +485,52 @@
           </w:p>
         </w:tc>
       </w:tr>
+      <w:tr>
+        <w:tc>
+          <w:tcPr>
+            <w:tcW w:type="dxa" w:w="3600"/>
+            <w:shd w:fill="F7FAFC"/>
+            <w:tcMar>
+              <w:top w:w="100" w:type="dxa"/>
+              <w:bottom w:w="100" w:type="dxa"/>
+              <w:left w:w="150" w:type="dxa"/>
+              <w:right w:w="150" w:type="dxa"/>
+            </w:tcMar>
+          </w:tcPr>
+          <w:p>
+            <w:r>
+              <w:rPr>
+                <w:b/>
+                <w:color w:val="1A365D"/>
+                <w:sz w:val="19"/>
+              </w:rPr>
+              <w:t>Properties Of Triangle — Standard Calculations &amp; Problem Archetypes</w:t>
+            </w:r>
+          </w:p>
+        </w:tc>
+        <w:tc>
+          <w:tcPr>
+            <w:tcW w:type="dxa" w:w="6480"/>
+            <w:shd w:fill="F7FAFC"/>
+            <w:tcMar>
+              <w:top w:w="100" w:type="dxa"/>
+              <w:bottom w:w="100" w:type="dxa"/>
+              <w:left w:w="150" w:type="dxa"/>
+              <w:right w:w="150" w:type="dxa"/>
+            </w:tcMar>
+          </w:tcPr>
+          <w:p>
+            <w:r>
+              <w:rPr>
+                <w:rFonts w:ascii="Cambria Math" w:hAnsi="Cambria Math"/>
+                <w:color w:val="2D3748"/>
+                <w:sz w:val="19"/>
+              </w:rPr>
+              <w:t>(a-d)+a+(a+d)=180^{\circ}, \quad (x_{2},y_{2}), \quad (x_{1},y_{1})</w:t>
+            </w:r>
+          </w:p>
+        </w:tc>
+      </w:tr>
     </w:tbl>
     <w:p>
       <w:pPr>
@@ -338,7 +558,7 @@
           <w:color w:val="2B6CB0"/>
           <w:sz w:val="24"/>
         </w:rPr>
-        <w:t>3.1 Kcet Properties Of Triangles - Core Application (Moderate Yield — 4 PYQs)</w:t>
+        <w:t>3.1 Properties Of Triangle — Standard Calculations &amp; Problem Archetypes (Moderate Yield — 4 PYQs)</w:t>
       </w:r>
     </w:p>
     <w:p>
@@ -353,7 +573,7 @@
         <w:rPr>
           <w:sz w:val="20"/>
         </w:rPr>
-        <w:t>Key problem pattern in Kcet Properties Of Triangles.</w:t>
+        <w:t>Quantitative numerical problem-solving techniques and standard question patterns frequently seen in Properties Of Triangle.</w:t>
       </w:r>
     </w:p>
     <w:tbl>
@@ -391,7 +611,7 @@
                 <w:color w:val="2D3748"/>
                 <w:sz w:val="19"/>
               </w:rPr>
-              <w:t>Watch for algebraic and sign errors.</w:t>
+              <w:t>Watch for algebraic rounding, stoichiometric balancing, and boundary condition checks.</w:t>
             </w:r>
           </w:p>
         </w:tc>
@@ -432,7 +652,7 @@
                 <w:color w:val="2D3748"/>
                 <w:sz w:val="19"/>
               </w:rPr>
-              <w:t>Verify dimensions and boundary conditions.</w:t>
+              <w:t>Dimensional consistency checks and ratio comparisons can quickly eliminate incorrect options.</w:t>
             </w:r>
           </w:p>
         </w:tc>
@@ -522,6 +742,368 @@
           <w:sz w:val="18"/>
         </w:rPr>
         <w:t xml:space="preserve">"The area of a triangle with vertices (-3,0) , (3,0) and (0,k) is 9 sq units, find the value of k is..."  </w:t>
+      </w:r>
+      <w:r>
+        <w:rPr>
+          <w:b/>
+          <w:color w:val="2B6CB0"/>
+          <w:sz w:val="18"/>
+        </w:rPr>
+        <w:t>[Ans: N/A]</w:t>
+      </w:r>
+    </w:p>
+    <w:p>
+      <w:pPr>
+        <w:spacing w:after="120"/>
+      </w:pPr>
+    </w:p>
+    <w:p>
+      <w:pPr>
+        <w:pStyle w:val="Heading2"/>
+      </w:pPr>
+      <w:r>
+        <w:rPr>
+          <w:color w:val="2B6CB0"/>
+          <w:sz w:val="24"/>
+        </w:rPr>
+        <w:t>3.2 Properties Of Triangle — Core Principles &amp; Governing Laws (Standard Yield — 0 PYQs)</w:t>
+      </w:r>
+    </w:p>
+    <w:p>
+      <w:r>
+        <w:rPr>
+          <w:b/>
+          <w:sz w:val="20"/>
+        </w:rPr>
+        <w:t xml:space="preserve">Core Principle: </w:t>
+      </w:r>
+      <w:r>
+        <w:rPr>
+          <w:sz w:val="20"/>
+        </w:rPr>
+        <w:t>Fundamental definitions, core postulates, and governing physical/chemical relations in Properties Of Triangle.</w:t>
+      </w:r>
+    </w:p>
+    <w:tbl>
+      <w:tblPr>
+        <w:tblW w:type="auto" w:w="0"/>
+        <w:jc w:val="center"/>
+        <w:tblLook w:firstColumn="1" w:firstRow="1" w:lastColumn="0" w:lastRow="0" w:noHBand="0" w:noVBand="1" w:val="04A0"/>
+      </w:tblPr>
+      <w:tblGrid>
+        <w:gridCol w:w="10080"/>
+      </w:tblGrid>
+      <w:tr>
+        <w:tc>
+          <w:tcPr>
+            <w:tcW w:type="dxa" w:w="10080"/>
+            <w:shd w:fill="FFF5F5"/>
+            <w:tcMar>
+              <w:top w:w="100" w:type="dxa"/>
+              <w:bottom w:w="100" w:type="dxa"/>
+              <w:left w:w="150" w:type="dxa"/>
+              <w:right w:w="150" w:type="dxa"/>
+            </w:tcMar>
+          </w:tcPr>
+          <w:p>
+            <w:r>
+              <w:rPr>
+                <w:b/>
+                <w:color w:val="C53030"/>
+                <w:sz w:val="19"/>
+              </w:rPr>
+              <w:t xml:space="preserve">⚠️ Common Trap / JEE Pitfall: </w:t>
+            </w:r>
+            <w:r>
+              <w:rPr>
+                <w:color w:val="2D3748"/>
+                <w:sz w:val="19"/>
+              </w:rPr>
+              <w:t>Carefully verify units, standard reference states, and sign conventions in Properties Of Triangle.</w:t>
+            </w:r>
+          </w:p>
+        </w:tc>
+      </w:tr>
+    </w:tbl>
+    <w:tbl>
+      <w:tblPr>
+        <w:tblW w:type="auto" w:w="0"/>
+        <w:jc w:val="center"/>
+        <w:tblLook w:firstColumn="1" w:firstRow="1" w:lastColumn="0" w:lastRow="0" w:noHBand="0" w:noVBand="1" w:val="04A0"/>
+      </w:tblPr>
+      <w:tblGrid>
+        <w:gridCol w:w="10080"/>
+      </w:tblGrid>
+      <w:tr>
+        <w:tc>
+          <w:tcPr>
+            <w:tcW w:type="dxa" w:w="10080"/>
+            <w:shd w:fill="F0FFF4"/>
+            <w:tcMar>
+              <w:top w:w="100" w:type="dxa"/>
+              <w:bottom w:w="100" w:type="dxa"/>
+              <w:left w:w="150" w:type="dxa"/>
+              <w:right w:w="150" w:type="dxa"/>
+            </w:tcMar>
+          </w:tcPr>
+          <w:p>
+            <w:r>
+              <w:rPr>
+                <w:b/>
+                <w:color w:val="276749"/>
+                <w:sz w:val="19"/>
+              </w:rPr>
+              <w:t xml:space="preserve">💡 Speed Hack / Trick: </w:t>
+            </w:r>
+            <w:r>
+              <w:rPr>
+                <w:color w:val="2D3748"/>
+                <w:sz w:val="19"/>
+              </w:rPr>
+              <w:t>Focus on high-yield formulas and standard limiting approximations tested in Properties Of Triangle PYQs.</w:t>
+            </w:r>
+          </w:p>
+        </w:tc>
+      </w:tr>
+    </w:tbl>
+    <w:p>
+      <w:pPr>
+        <w:spacing w:before="120" w:after="40"/>
+      </w:pPr>
+      <w:r>
+        <w:rPr>
+          <w:b/>
+          <w:color w:val="1A365D"/>
+          <w:sz w:val="19"/>
+        </w:rPr>
+        <w:t>Source PYQs testing this concept:</w:t>
+      </w:r>
+    </w:p>
+    <w:p>
+      <w:pPr>
+        <w:pStyle w:val="ListBullet"/>
+        <w:spacing w:after="40"/>
+      </w:pPr>
+      <w:r>
+        <w:rPr>
+          <w:b/>
+          <w:sz w:val="18"/>
+        </w:rPr>
+        <w:t xml:space="preserve">[2026 Shift] Q#1 (MCQ): </w:t>
+      </w:r>
+      <w:r>
+        <w:rPr>
+          <w:sz w:val="18"/>
+        </w:rPr>
+        <w:t xml:space="preserve">"The angles of a triangle are in A.P and the greatest angle is double the least angle, then sine of the third angle is..."  </w:t>
+      </w:r>
+      <w:r>
+        <w:rPr>
+          <w:b/>
+          <w:color w:val="2B6CB0"/>
+          <w:sz w:val="18"/>
+        </w:rPr>
+        <w:t>[Ans: A]</w:t>
+      </w:r>
+    </w:p>
+    <w:p>
+      <w:pPr>
+        <w:pStyle w:val="ListBullet"/>
+        <w:spacing w:after="40"/>
+      </w:pPr>
+      <w:r>
+        <w:rPr>
+          <w:b/>
+          <w:sz w:val="18"/>
+        </w:rPr>
+        <w:t xml:space="preserve">[2024 Shift] Q#2 (MCQ): </w:t>
+      </w:r>
+      <w:r>
+        <w:rPr>
+          <w:sz w:val="18"/>
+        </w:rPr>
+        <w:t xml:space="preserve">"If △ABC is right angled at C , then the value of tanA+tanB is..."  </w:t>
+      </w:r>
+      <w:r>
+        <w:rPr>
+          <w:b/>
+          <w:color w:val="2B6CB0"/>
+          <w:sz w:val="18"/>
+        </w:rPr>
+        <w:t>[Ans: N/A]</w:t>
+      </w:r>
+    </w:p>
+    <w:p>
+      <w:pPr>
+        <w:spacing w:after="120"/>
+      </w:pPr>
+    </w:p>
+    <w:p>
+      <w:pPr>
+        <w:pStyle w:val="Heading2"/>
+      </w:pPr>
+      <w:r>
+        <w:rPr>
+          <w:color w:val="2B6CB0"/>
+          <w:sz w:val="24"/>
+        </w:rPr>
+        <w:t>3.3 Properties Of Triangle — Applied Cases, Reactions &amp; Traps (Standard Yield — 0 PYQs)</w:t>
+      </w:r>
+    </w:p>
+    <w:p>
+      <w:r>
+        <w:rPr>
+          <w:b/>
+          <w:sz w:val="20"/>
+        </w:rPr>
+        <w:t xml:space="preserve">Core Principle: </w:t>
+      </w:r>
+      <w:r>
+        <w:rPr>
+          <w:sz w:val="20"/>
+        </w:rPr>
+        <w:t>Special cases, experimental observations, and conceptual traps designed to test deep understanding of Properties Of Triangle.</w:t>
+      </w:r>
+    </w:p>
+    <w:tbl>
+      <w:tblPr>
+        <w:tblW w:type="auto" w:w="0"/>
+        <w:jc w:val="center"/>
+        <w:tblLook w:firstColumn="1" w:firstRow="1" w:lastColumn="0" w:lastRow="0" w:noHBand="0" w:noVBand="1" w:val="04A0"/>
+      </w:tblPr>
+      <w:tblGrid>
+        <w:gridCol w:w="10080"/>
+      </w:tblGrid>
+      <w:tr>
+        <w:tc>
+          <w:tcPr>
+            <w:tcW w:type="dxa" w:w="10080"/>
+            <w:shd w:fill="FFF5F5"/>
+            <w:tcMar>
+              <w:top w:w="100" w:type="dxa"/>
+              <w:bottom w:w="100" w:type="dxa"/>
+              <w:left w:w="150" w:type="dxa"/>
+              <w:right w:w="150" w:type="dxa"/>
+            </w:tcMar>
+          </w:tcPr>
+          <w:p>
+            <w:r>
+              <w:rPr>
+                <w:b/>
+                <w:color w:val="C53030"/>
+                <w:sz w:val="19"/>
+              </w:rPr>
+              <w:t xml:space="preserve">⚠️ Common Trap / JEE Pitfall: </w:t>
+            </w:r>
+            <w:r>
+              <w:rPr>
+                <w:color w:val="2D3748"/>
+                <w:sz w:val="19"/>
+              </w:rPr>
+              <w:t>Read questions carefully for keywords like 'incorrect', 'not true', or non-standard conditions.</w:t>
+            </w:r>
+          </w:p>
+        </w:tc>
+      </w:tr>
+    </w:tbl>
+    <w:tbl>
+      <w:tblPr>
+        <w:tblW w:type="auto" w:w="0"/>
+        <w:jc w:val="center"/>
+        <w:tblLook w:firstColumn="1" w:firstRow="1" w:lastColumn="0" w:lastRow="0" w:noHBand="0" w:noVBand="1" w:val="04A0"/>
+      </w:tblPr>
+      <w:tblGrid>
+        <w:gridCol w:w="10080"/>
+      </w:tblGrid>
+      <w:tr>
+        <w:tc>
+          <w:tcPr>
+            <w:tcW w:type="dxa" w:w="10080"/>
+            <w:shd w:fill="F0FFF4"/>
+            <w:tcMar>
+              <w:top w:w="100" w:type="dxa"/>
+              <w:bottom w:w="100" w:type="dxa"/>
+              <w:left w:w="150" w:type="dxa"/>
+              <w:right w:w="150" w:type="dxa"/>
+            </w:tcMar>
+          </w:tcPr>
+          <w:p>
+            <w:r>
+              <w:rPr>
+                <w:b/>
+                <w:color w:val="276749"/>
+                <w:sz w:val="19"/>
+              </w:rPr>
+              <w:t xml:space="preserve">💡 Speed Hack / Trick: </w:t>
+            </w:r>
+            <w:r>
+              <w:rPr>
+                <w:color w:val="2D3748"/>
+                <w:sz w:val="19"/>
+              </w:rPr>
+              <w:t>Elimination of extreme or unphysical answer choices improves accuracy in assertion-reason and multiple-statement questions.</w:t>
+            </w:r>
+          </w:p>
+        </w:tc>
+      </w:tr>
+    </w:tbl>
+    <w:p>
+      <w:pPr>
+        <w:spacing w:before="120" w:after="40"/>
+      </w:pPr>
+      <w:r>
+        <w:rPr>
+          <w:b/>
+          <w:color w:val="1A365D"/>
+          <w:sz w:val="19"/>
+        </w:rPr>
+        <w:t>Source PYQs testing this concept:</w:t>
+      </w:r>
+    </w:p>
+    <w:p>
+      <w:pPr>
+        <w:pStyle w:val="ListBullet"/>
+        <w:spacing w:after="40"/>
+      </w:pPr>
+      <w:r>
+        <w:rPr>
+          <w:b/>
+          <w:sz w:val="18"/>
+        </w:rPr>
+        <w:t xml:space="preserve">[2026 Shift] Q#1 (MCQ): </w:t>
+      </w:r>
+      <w:r>
+        <w:rPr>
+          <w:sz w:val="18"/>
+        </w:rPr>
+        <w:t xml:space="preserve">"The angles of a triangle are in A.P and the greatest angle is double the least angle, then sine of the third angle is..."  </w:t>
+      </w:r>
+      <w:r>
+        <w:rPr>
+          <w:b/>
+          <w:color w:val="2B6CB0"/>
+          <w:sz w:val="18"/>
+        </w:rPr>
+        <w:t>[Ans: A]</w:t>
+      </w:r>
+    </w:p>
+    <w:p>
+      <w:pPr>
+        <w:pStyle w:val="ListBullet"/>
+        <w:spacing w:after="40"/>
+      </w:pPr>
+      <w:r>
+        <w:rPr>
+          <w:b/>
+          <w:sz w:val="18"/>
+        </w:rPr>
+        <w:t xml:space="preserve">[2024 Shift] Q#2 (MCQ): </w:t>
+      </w:r>
+      <w:r>
+        <w:rPr>
+          <w:sz w:val="18"/>
+        </w:rPr>
+        <w:t xml:space="preserve">"If △ABC is right angled at C , then the value of tanA+tanB is..."  </w:t>
       </w:r>
       <w:r>
         <w:rPr>

--- a/dist/exports/kcet-properties-of-triangles_revision_notes.docx
+++ b/dist/exports/kcet-properties-of-triangles_revision_notes.docx
@@ -13,7 +13,7 @@
           <w:color w:val="1A365D"/>
           <w:sz w:val="44"/>
         </w:rPr>
-        <w:t>JEE MAIN REVISION MASTER: PROPERTIES OF TRIANGLES 2026 1 QUESTIONS 1.67% WEIGHTAGE</w:t>
+        <w:t>JEE MAIN REVISION MASTER: PROPERTIES OF TRIANGLES</w:t>
       </w:r>
     </w:p>
     <w:p>
@@ -209,7 +209,7 @@
               <w:rPr>
                 <w:sz w:val="19"/>
               </w:rPr>
-              <w:t>4 PYQs</w:t>
+              <w:t>3 PYQs</w:t>
             </w:r>
           </w:p>
         </w:tc>
@@ -296,7 +296,7 @@
               <w:rPr>
                 <w:sz w:val="19"/>
               </w:rPr>
-              <w:t>0 PYQs</w:t>
+              <w:t>1 PYQs</w:t>
             </w:r>
           </w:p>
         </w:tc>
@@ -526,7 +526,53 @@
                 <w:color w:val="2D3748"/>
                 <w:sz w:val="19"/>
               </w:rPr>
-              <w:t>(a-d)+a+(a+d)=180^{\circ}, \quad (x_{2},y_{2}), \quad (x_{1},y_{1})</w:t>
+              <w:t>(x_{1},y_{1}), \quad (x_{2},y_{2})</w:t>
+            </w:r>
+          </w:p>
+        </w:tc>
+      </w:tr>
+      <w:tr>
+        <w:tc>
+          <w:tcPr>
+            <w:tcW w:type="dxa" w:w="3600"/>
+            <w:shd w:fill="FFFFFF"/>
+            <w:tcMar>
+              <w:top w:w="100" w:type="dxa"/>
+              <w:bottom w:w="100" w:type="dxa"/>
+              <w:left w:w="150" w:type="dxa"/>
+              <w:right w:w="150" w:type="dxa"/>
+            </w:tcMar>
+          </w:tcPr>
+          <w:p>
+            <w:r>
+              <w:rPr>
+                <w:b/>
+                <w:color w:val="1A365D"/>
+                <w:sz w:val="19"/>
+              </w:rPr>
+              <w:t>Properties Of Triangle — Core Principles &amp; Governing Laws</w:t>
+            </w:r>
+          </w:p>
+        </w:tc>
+        <w:tc>
+          <w:tcPr>
+            <w:tcW w:type="dxa" w:w="6480"/>
+            <w:shd w:fill="FFFFFF"/>
+            <w:tcMar>
+              <w:top w:w="100" w:type="dxa"/>
+              <w:bottom w:w="100" w:type="dxa"/>
+              <w:left w:w="150" w:type="dxa"/>
+              <w:right w:w="150" w:type="dxa"/>
+            </w:tcMar>
+          </w:tcPr>
+          <w:p>
+            <w:r>
+              <w:rPr>
+                <w:rFonts w:ascii="Cambria Math" w:hAnsi="Cambria Math"/>
+                <w:color w:val="2D3748"/>
+                <w:sz w:val="19"/>
+              </w:rPr>
+              <w:t>(a-d)+a+(a+d)=180^{\circ}, \quad 180^{\circ}</w:t>
             </w:r>
           </w:p>
         </w:tc>
@@ -558,7 +604,7 @@
           <w:color w:val="2B6CB0"/>
           <w:sz w:val="24"/>
         </w:rPr>
-        <w:t>3.1 Properties Of Triangle — Standard Calculations &amp; Problem Archetypes (Moderate Yield — 4 PYQs)</w:t>
+        <w:t>3.1 Properties Of Triangle — Standard Calculations &amp; Problem Archetypes (Moderate Yield — 3 PYQs)</w:t>
       </w:r>
     </w:p>
     <w:p>
@@ -681,33 +727,6 @@
           <w:b/>
           <w:sz w:val="18"/>
         </w:rPr>
-        <w:t xml:space="preserve">[2026 Shift] Q#1 (MCQ): </w:t>
-      </w:r>
-      <w:r>
-        <w:rPr>
-          <w:sz w:val="18"/>
-        </w:rPr>
-        <w:t xml:space="preserve">"The angles of a triangle are in A.P and the greatest angle is double the least angle, then sine of the third angle is..."  </w:t>
-      </w:r>
-      <w:r>
-        <w:rPr>
-          <w:b/>
-          <w:color w:val="2B6CB0"/>
-          <w:sz w:val="18"/>
-        </w:rPr>
-        <w:t>[Ans: A]</w:t>
-      </w:r>
-    </w:p>
-    <w:p>
-      <w:pPr>
-        <w:pStyle w:val="ListBullet"/>
-        <w:spacing w:after="40"/>
-      </w:pPr>
-      <w:r>
-        <w:rPr>
-          <w:b/>
-          <w:sz w:val="18"/>
-        </w:rPr>
         <w:t xml:space="preserve">[2024 Shift] Q#2 (MCQ): </w:t>
       </w:r>
       <w:r>
@@ -754,6 +773,33 @@
     </w:p>
     <w:p>
       <w:pPr>
+        <w:pStyle w:val="ListBullet"/>
+        <w:spacing w:after="40"/>
+      </w:pPr>
+      <w:r>
+        <w:rPr>
+          <w:b/>
+          <w:sz w:val="18"/>
+        </w:rPr>
+        <w:t xml:space="preserve">[2017 Shift] Q#4 (MCQ): </w:t>
+      </w:r>
+      <w:r>
+        <w:rPr>
+          <w:sz w:val="18"/>
+        </w:rPr>
+        <w:t xml:space="preserve">"The area of triangle with vertices (K,0),(4,0) , (0,2) is 4 sq units, then value of K is..."  </w:t>
+      </w:r>
+      <w:r>
+        <w:rPr>
+          <w:b/>
+          <w:color w:val="2B6CB0"/>
+          <w:sz w:val="18"/>
+        </w:rPr>
+        <w:t>[Ans: N/A]</w:t>
+      </w:r>
+    </w:p>
+    <w:p>
+      <w:pPr>
         <w:spacing w:after="120"/>
       </w:pPr>
     </w:p>
@@ -766,7 +812,7 @@
           <w:color w:val="2B6CB0"/>
           <w:sz w:val="24"/>
         </w:rPr>
-        <w:t>3.2 Properties Of Triangle — Core Principles &amp; Governing Laws (Standard Yield — 0 PYQs)</w:t>
+        <w:t>3.2 Properties Of Triangle — Core Principles &amp; Governing Laws (Standard Yield — 1 PYQs)</w:t>
       </w:r>
     </w:p>
     <w:p>
@@ -904,33 +950,6 @@
           <w:sz w:val="18"/>
         </w:rPr>
         <w:t>[Ans: A]</w:t>
-      </w:r>
-    </w:p>
-    <w:p>
-      <w:pPr>
-        <w:pStyle w:val="ListBullet"/>
-        <w:spacing w:after="40"/>
-      </w:pPr>
-      <w:r>
-        <w:rPr>
-          <w:b/>
-          <w:sz w:val="18"/>
-        </w:rPr>
-        <w:t xml:space="preserve">[2024 Shift] Q#2 (MCQ): </w:t>
-      </w:r>
-      <w:r>
-        <w:rPr>
-          <w:sz w:val="18"/>
-        </w:rPr>
-        <w:t xml:space="preserve">"If △ABC is right angled at C , then the value of tanA+tanB is..."  </w:t>
-      </w:r>
-      <w:r>
-        <w:rPr>
-          <w:b/>
-          <w:color w:val="2B6CB0"/>
-          <w:sz w:val="18"/>
-        </w:rPr>
-        <w:t>[Ans: N/A]</w:t>
       </w:r>
     </w:p>
     <w:p>
@@ -1244,6 +1263,127 @@
               <w:t>Solution Analysis:</w:t>
               <w:br/>
               <w:t>Let the three angles of the triangle be in A.P. So we can take them as a-d,a,a+d Since the sum of angles of a triangle is 180° , (a-d)+a+(a+d)=180° 3a=180° a=60° So the middle angle is 60° . Now, the greatest angle is double the least angle. Greatest angle =a+d Least angle =a-d So, a+d=2(a-d) Putting a=60° , 60°+d=2(60°-d) 60°+d=120°-2d 3d=60° d=20° Thus the angles are 40°,60°,80° The third angle in the A.P. is the middle angle, 60° . So, sin60°=\frac√(3)2 Hence, the correct option is \frac√(3)2 Option A.</w:t>
+            </w:r>
+          </w:p>
+        </w:tc>
+      </w:tr>
+    </w:tbl>
+    <w:p>
+      <w:pPr>
+        <w:spacing w:after="120"/>
+      </w:pPr>
+    </w:p>
+    <w:p>
+      <w:pPr>
+        <w:spacing w:before="160" w:after="40"/>
+      </w:pPr>
+      <w:r>
+        <w:rPr>
+          <w:b/>
+          <w:color w:val="1A365D"/>
+          <w:sz w:val="22"/>
+        </w:rPr>
+        <w:t>Benchmark Problem 2: KCET 2024 (Q#2)</w:t>
+      </w:r>
+    </w:p>
+    <w:p>
+      <w:pPr>
+        <w:spacing w:after="80"/>
+      </w:pPr>
+      <w:r>
+        <w:rPr>
+          <w:sz w:val="20"/>
+        </w:rPr>
+        <w:t>If △ABC is right angled at C , then the value of tanA+tanB is</w:t>
+      </w:r>
+    </w:p>
+    <w:p>
+      <w:pPr>
+        <w:pStyle w:val="ListBullet"/>
+        <w:spacing w:after="20"/>
+      </w:pPr>
+      <w:r>
+        <w:rPr>
+          <w:sz w:val="19"/>
+        </w:rPr>
+        <w:t>(A) a+b</w:t>
+      </w:r>
+    </w:p>
+    <w:p>
+      <w:pPr>
+        <w:pStyle w:val="ListBullet"/>
+        <w:spacing w:after="20"/>
+      </w:pPr>
+      <w:r>
+        <w:rPr>
+          <w:sz w:val="19"/>
+        </w:rPr>
+        <w:t>(B) a^2/bc</w:t>
+      </w:r>
+    </w:p>
+    <w:p>
+      <w:pPr>
+        <w:pStyle w:val="ListBullet"/>
+        <w:spacing w:after="20"/>
+      </w:pPr>
+      <w:r>
+        <w:rPr>
+          <w:sz w:val="19"/>
+        </w:rPr>
+        <w:t>(C) c^2/ab</w:t>
+      </w:r>
+    </w:p>
+    <w:p>
+      <w:pPr>
+        <w:pStyle w:val="ListBullet"/>
+        <w:spacing w:after="20"/>
+      </w:pPr>
+      <w:r>
+        <w:rPr>
+          <w:sz w:val="19"/>
+        </w:rPr>
+        <w:t>(D) b^2/ac</w:t>
+      </w:r>
+    </w:p>
+    <w:tbl>
+      <w:tblPr>
+        <w:tblW w:type="auto" w:w="0"/>
+        <w:jc w:val="center"/>
+        <w:tblLook w:firstColumn="1" w:firstRow="1" w:lastColumn="0" w:lastRow="0" w:noHBand="0" w:noVBand="1" w:val="04A0"/>
+      </w:tblPr>
+      <w:tblGrid>
+        <w:gridCol w:w="10080"/>
+      </w:tblGrid>
+      <w:tr>
+        <w:tc>
+          <w:tcPr>
+            <w:tcW w:type="dxa" w:w="10080"/>
+            <w:shd w:fill="F7FAFC"/>
+            <w:tcMar>
+              <w:top w:w="100" w:type="dxa"/>
+              <w:bottom w:w="100" w:type="dxa"/>
+              <w:left w:w="150" w:type="dxa"/>
+              <w:right w:w="150" w:type="dxa"/>
+            </w:tcMar>
+          </w:tcPr>
+          <w:p>
+            <w:r>
+              <w:rPr>
+                <w:b/>
+                <w:color w:val="1A365D"/>
+                <w:sz w:val="19"/>
+              </w:rPr>
+              <w:t>Correct Answer: None</w:t>
+              <w:br/>
+            </w:r>
+            <w:r>
+              <w:rPr>
+                <w:color w:val="2D3748"/>
+                <w:sz w:val="18"/>
+              </w:rPr>
+              <w:t>Solution Analysis:</w:t>
+              <w:br/>
+              <w:t>∵ tanA=(a / b),tanB= ∴ tanA+tanB =(a / b)+(b / a) =\fraca^2+b^2ab =\fracc^2ab[ ∵ c^2=a^2+b^2]</w:t>
             </w:r>
           </w:p>
         </w:tc>

--- a/dist/exports/kcet-properties-of-triangles_revision_notes.docx
+++ b/dist/exports/kcet-properties-of-triangles_revision_notes.docx
@@ -189,7 +189,7 @@
                 <w:color w:val="2D3748"/>
                 <w:sz w:val="19"/>
               </w:rPr>
-              <w:t>Properties Of Triangle — Standard Calculations &amp; Problem Archetypes</w:t>
+              <w:t>Sine Rule, Cosine Rule &amp; Triangle Geometry</w:t>
             </w:r>
           </w:p>
         </w:tc>
@@ -209,7 +209,7 @@
               <w:rPr>
                 <w:sz w:val="19"/>
               </w:rPr>
-              <w:t>3 PYQs</w:t>
+              <w:t>4 PYQs</w:t>
             </w:r>
           </w:p>
         </w:tc>
@@ -230,181 +230,7 @@
                 <w:color w:val="718096"/>
                 <w:sz w:val="19"/>
               </w:rPr>
-              <w:t>Quantitative Analysis</w:t>
-            </w:r>
-          </w:p>
-        </w:tc>
-      </w:tr>
-      <w:tr>
-        <w:tc>
-          <w:tcPr>
-            <w:tcW w:type="dxa" w:w="2160"/>
-            <w:shd w:fill="FFFFFF"/>
-            <w:tcMar>
-              <w:top w:w="80" w:type="dxa"/>
-              <w:bottom w:w="80" w:type="dxa"/>
-              <w:left w:w="150" w:type="dxa"/>
-              <w:right w:w="150" w:type="dxa"/>
-            </w:tcMar>
-          </w:tcPr>
-          <w:p>
-            <w:r>
-              <w:rPr>
-                <w:b/>
-                <w:color w:val="718096"/>
-                <w:sz w:val="19"/>
-              </w:rPr>
-              <w:t>Standard</w:t>
-            </w:r>
-          </w:p>
-        </w:tc>
-        <w:tc>
-          <w:tcPr>
-            <w:tcW w:type="dxa" w:w="4320"/>
-            <w:shd w:fill="FFFFFF"/>
-            <w:tcMar>
-              <w:top w:w="80" w:type="dxa"/>
-              <w:bottom w:w="80" w:type="dxa"/>
-              <w:left w:w="150" w:type="dxa"/>
-              <w:right w:w="150" w:type="dxa"/>
-            </w:tcMar>
-          </w:tcPr>
-          <w:p>
-            <w:r>
-              <w:rPr>
-                <w:b/>
-                <w:color w:val="2D3748"/>
-                <w:sz w:val="19"/>
-              </w:rPr>
-              <w:t>Properties Of Triangle — Core Principles &amp; Governing Laws</w:t>
-            </w:r>
-          </w:p>
-        </w:tc>
-        <w:tc>
-          <w:tcPr>
-            <w:tcW w:type="dxa" w:w="1728"/>
-            <w:shd w:fill="FFFFFF"/>
-            <w:tcMar>
-              <w:top w:w="80" w:type="dxa"/>
-              <w:bottom w:w="80" w:type="dxa"/>
-              <w:left w:w="150" w:type="dxa"/>
-              <w:right w:w="150" w:type="dxa"/>
-            </w:tcMar>
-          </w:tcPr>
-          <w:p>
-            <w:r>
-              <w:rPr>
-                <w:sz w:val="19"/>
-              </w:rPr>
-              <w:t>1 PYQs</w:t>
-            </w:r>
-          </w:p>
-        </w:tc>
-        <w:tc>
-          <w:tcPr>
-            <w:tcW w:type="dxa" w:w="1872"/>
-            <w:shd w:fill="FFFFFF"/>
-            <w:tcMar>
-              <w:top w:w="80" w:type="dxa"/>
-              <w:bottom w:w="80" w:type="dxa"/>
-              <w:left w:w="150" w:type="dxa"/>
-              <w:right w:w="150" w:type="dxa"/>
-            </w:tcMar>
-          </w:tcPr>
-          <w:p>
-            <w:r>
-              <w:rPr>
-                <w:color w:val="718096"/>
-                <w:sz w:val="19"/>
-              </w:rPr>
-              <w:t>Core Principle</w:t>
-            </w:r>
-          </w:p>
-        </w:tc>
-      </w:tr>
-      <w:tr>
-        <w:tc>
-          <w:tcPr>
-            <w:tcW w:type="dxa" w:w="2160"/>
-            <w:shd w:fill="F7FAFC"/>
-            <w:tcMar>
-              <w:top w:w="80" w:type="dxa"/>
-              <w:bottom w:w="80" w:type="dxa"/>
-              <w:left w:w="150" w:type="dxa"/>
-              <w:right w:w="150" w:type="dxa"/>
-            </w:tcMar>
-          </w:tcPr>
-          <w:p>
-            <w:r>
-              <w:rPr>
-                <w:b/>
-                <w:color w:val="718096"/>
-                <w:sz w:val="19"/>
-              </w:rPr>
-              <w:t>Standard</w:t>
-            </w:r>
-          </w:p>
-        </w:tc>
-        <w:tc>
-          <w:tcPr>
-            <w:tcW w:type="dxa" w:w="4320"/>
-            <w:shd w:fill="F7FAFC"/>
-            <w:tcMar>
-              <w:top w:w="80" w:type="dxa"/>
-              <w:bottom w:w="80" w:type="dxa"/>
-              <w:left w:w="150" w:type="dxa"/>
-              <w:right w:w="150" w:type="dxa"/>
-            </w:tcMar>
-          </w:tcPr>
-          <w:p>
-            <w:r>
-              <w:rPr>
-                <w:b/>
-                <w:color w:val="2D3748"/>
-                <w:sz w:val="19"/>
-              </w:rPr>
-              <w:t>Properties Of Triangle — Applied Cases, Reactions &amp; Traps</w:t>
-            </w:r>
-          </w:p>
-        </w:tc>
-        <w:tc>
-          <w:tcPr>
-            <w:tcW w:type="dxa" w:w="1728"/>
-            <w:shd w:fill="F7FAFC"/>
-            <w:tcMar>
-              <w:top w:w="80" w:type="dxa"/>
-              <w:bottom w:w="80" w:type="dxa"/>
-              <w:left w:w="150" w:type="dxa"/>
-              <w:right w:w="150" w:type="dxa"/>
-            </w:tcMar>
-          </w:tcPr>
-          <w:p>
-            <w:r>
-              <w:rPr>
-                <w:sz w:val="19"/>
-              </w:rPr>
-              <w:t>0 PYQs</w:t>
-            </w:r>
-          </w:p>
-        </w:tc>
-        <w:tc>
-          <w:tcPr>
-            <w:tcW w:type="dxa" w:w="1872"/>
-            <w:shd w:fill="F7FAFC"/>
-            <w:tcMar>
-              <w:top w:w="80" w:type="dxa"/>
-              <w:bottom w:w="80" w:type="dxa"/>
-              <w:left w:w="150" w:type="dxa"/>
-              <w:right w:w="150" w:type="dxa"/>
-            </w:tcMar>
-          </w:tcPr>
-          <w:p>
-            <w:r>
-              <w:rPr>
-                <w:color w:val="718096"/>
-                <w:sz w:val="19"/>
-              </w:rPr>
-              <w:t>Applied Topics</w:t>
+              <w:t>Triangle Properties</w:t>
             </w:r>
           </w:p>
         </w:tc>
@@ -504,7 +330,7 @@
                 <w:color w:val="1A365D"/>
                 <w:sz w:val="19"/>
               </w:rPr>
-              <w:t>Properties Of Triangle — Standard Calculations &amp; Problem Archetypes</w:t>
+              <w:t>Sine Rule, Cosine Rule &amp; Triangle Geometry</w:t>
             </w:r>
           </w:p>
         </w:tc>
@@ -526,53 +352,7 @@
                 <w:color w:val="2D3748"/>
                 <w:sz w:val="19"/>
               </w:rPr>
-              <w:t>(x_{1},y_{1}), \quad (x_{2},y_{2})</w:t>
-            </w:r>
-          </w:p>
-        </w:tc>
-      </w:tr>
-      <w:tr>
-        <w:tc>
-          <w:tcPr>
-            <w:tcW w:type="dxa" w:w="3600"/>
-            <w:shd w:fill="FFFFFF"/>
-            <w:tcMar>
-              <w:top w:w="100" w:type="dxa"/>
-              <w:bottom w:w="100" w:type="dxa"/>
-              <w:left w:w="150" w:type="dxa"/>
-              <w:right w:w="150" w:type="dxa"/>
-            </w:tcMar>
-          </w:tcPr>
-          <w:p>
-            <w:r>
-              <w:rPr>
-                <w:b/>
-                <w:color w:val="1A365D"/>
-                <w:sz w:val="19"/>
-              </w:rPr>
-              <w:t>Properties Of Triangle — Core Principles &amp; Governing Laws</w:t>
-            </w:r>
-          </w:p>
-        </w:tc>
-        <w:tc>
-          <w:tcPr>
-            <w:tcW w:type="dxa" w:w="6480"/>
-            <w:shd w:fill="FFFFFF"/>
-            <w:tcMar>
-              <w:top w:w="100" w:type="dxa"/>
-              <w:bottom w:w="100" w:type="dxa"/>
-              <w:left w:w="150" w:type="dxa"/>
-              <w:right w:w="150" w:type="dxa"/>
-            </w:tcMar>
-          </w:tcPr>
-          <w:p>
-            <w:r>
-              <w:rPr>
-                <w:rFonts w:ascii="Cambria Math" w:hAnsi="Cambria Math"/>
-                <w:color w:val="2D3748"/>
-                <w:sz w:val="19"/>
-              </w:rPr>
-              <w:t>(a-d)+a+(a+d)=180^{\circ}, \quad 180^{\circ}</w:t>
+              <w:t>\frac{a}{\\sin A} = 2R, \quad \\cos A = \frac{b^2+c^2-a^2}{2bc}, \quad \\Delta = rs = \frac{abc}{4R}</w:t>
             </w:r>
           </w:p>
         </w:tc>
@@ -604,7 +384,7 @@
           <w:color w:val="2B6CB0"/>
           <w:sz w:val="24"/>
         </w:rPr>
-        <w:t>3.1 Properties Of Triangle — Standard Calculations &amp; Problem Archetypes (Moderate Yield — 3 PYQs)</w:t>
+        <w:t>3.1 Sine Rule, Cosine Rule &amp; Triangle Geometry (Moderate Yield — 4 PYQs)</w:t>
       </w:r>
     </w:p>
     <w:p>
@@ -619,7 +399,7 @@
         <w:rPr>
           <w:sz w:val="20"/>
         </w:rPr>
-        <w:t>Quantitative numerical problem-solving techniques and standard question patterns frequently seen in Properties Of Triangle.</w:t>
+        <w:t>Sine rule: (a / sin A) = (b / sin B) = (c / sin C) = 2R. Cosine rule: cos A = (b^2 + c^2 - a^2 / 2bc). Projection formulas: a = bcos C + ccos B. Area Δ = (1 / 2)absin C = √(s(s-a)(s-b)(s-c)) = rs = (abc / 4R).</w:t>
       </w:r>
     </w:p>
     <w:tbl>
@@ -657,7 +437,7 @@
                 <w:color w:val="2D3748"/>
                 <w:sz w:val="19"/>
               </w:rPr>
-              <w:t>Watch for algebraic rounding, stoichiometric balancing, and boundary condition checks.</w:t>
+              <w:t>In an equilateral triangle: R = 2r (circumradius is twice the inradius).</w:t>
             </w:r>
           </w:p>
         </w:tc>
@@ -698,369 +478,7 @@
                 <w:color w:val="2D3748"/>
                 <w:sz w:val="19"/>
               </w:rPr>
-              <w:t>Dimensional consistency checks and ratio comparisons can quickly eliminate incorrect options.</w:t>
-            </w:r>
-          </w:p>
-        </w:tc>
-      </w:tr>
-    </w:tbl>
-    <w:p>
-      <w:pPr>
-        <w:spacing w:before="120" w:after="40"/>
-      </w:pPr>
-      <w:r>
-        <w:rPr>
-          <w:b/>
-          <w:color w:val="1A365D"/>
-          <w:sz w:val="19"/>
-        </w:rPr>
-        <w:t>Source PYQs testing this concept:</w:t>
-      </w:r>
-    </w:p>
-    <w:p>
-      <w:pPr>
-        <w:pStyle w:val="ListBullet"/>
-        <w:spacing w:after="40"/>
-      </w:pPr>
-      <w:r>
-        <w:rPr>
-          <w:b/>
-          <w:sz w:val="18"/>
-        </w:rPr>
-        <w:t xml:space="preserve">[2024 Shift] Q#2 (MCQ): </w:t>
-      </w:r>
-      <w:r>
-        <w:rPr>
-          <w:sz w:val="18"/>
-        </w:rPr>
-        <w:t xml:space="preserve">"If △ABC is right angled at C , then the value of tanA+tanB is..."  </w:t>
-      </w:r>
-      <w:r>
-        <w:rPr>
-          <w:b/>
-          <w:color w:val="2B6CB0"/>
-          <w:sz w:val="18"/>
-        </w:rPr>
-        <w:t>[Ans: N/A]</w:t>
-      </w:r>
-    </w:p>
-    <w:p>
-      <w:pPr>
-        <w:pStyle w:val="ListBullet"/>
-        <w:spacing w:after="40"/>
-      </w:pPr>
-      <w:r>
-        <w:rPr>
-          <w:b/>
-          <w:sz w:val="18"/>
-        </w:rPr>
-        <w:t xml:space="preserve">[2023 Shift] Q#3 (MCQ): </w:t>
-      </w:r>
-      <w:r>
-        <w:rPr>
-          <w:sz w:val="18"/>
-        </w:rPr>
-        <w:t xml:space="preserve">"The area of a triangle with vertices (-3,0) , (3,0) and (0,k) is 9 sq units, find the value of k is..."  </w:t>
-      </w:r>
-      <w:r>
-        <w:rPr>
-          <w:b/>
-          <w:color w:val="2B6CB0"/>
-          <w:sz w:val="18"/>
-        </w:rPr>
-        <w:t>[Ans: N/A]</w:t>
-      </w:r>
-    </w:p>
-    <w:p>
-      <w:pPr>
-        <w:pStyle w:val="ListBullet"/>
-        <w:spacing w:after="40"/>
-      </w:pPr>
-      <w:r>
-        <w:rPr>
-          <w:b/>
-          <w:sz w:val="18"/>
-        </w:rPr>
-        <w:t xml:space="preserve">[2017 Shift] Q#4 (MCQ): </w:t>
-      </w:r>
-      <w:r>
-        <w:rPr>
-          <w:sz w:val="18"/>
-        </w:rPr>
-        <w:t xml:space="preserve">"The area of triangle with vertices (K,0),(4,0) , (0,2) is 4 sq units, then value of K is..."  </w:t>
-      </w:r>
-      <w:r>
-        <w:rPr>
-          <w:b/>
-          <w:color w:val="2B6CB0"/>
-          <w:sz w:val="18"/>
-        </w:rPr>
-        <w:t>[Ans: N/A]</w:t>
-      </w:r>
-    </w:p>
-    <w:p>
-      <w:pPr>
-        <w:spacing w:after="120"/>
-      </w:pPr>
-    </w:p>
-    <w:p>
-      <w:pPr>
-        <w:pStyle w:val="Heading2"/>
-      </w:pPr>
-      <w:r>
-        <w:rPr>
-          <w:color w:val="2B6CB0"/>
-          <w:sz w:val="24"/>
-        </w:rPr>
-        <w:t>3.2 Properties Of Triangle — Core Principles &amp; Governing Laws (Standard Yield — 1 PYQs)</w:t>
-      </w:r>
-    </w:p>
-    <w:p>
-      <w:r>
-        <w:rPr>
-          <w:b/>
-          <w:sz w:val="20"/>
-        </w:rPr>
-        <w:t xml:space="preserve">Core Principle: </w:t>
-      </w:r>
-      <w:r>
-        <w:rPr>
-          <w:sz w:val="20"/>
-        </w:rPr>
-        <w:t>Fundamental definitions, core postulates, and governing physical/chemical relations in Properties Of Triangle.</w:t>
-      </w:r>
-    </w:p>
-    <w:tbl>
-      <w:tblPr>
-        <w:tblW w:type="auto" w:w="0"/>
-        <w:jc w:val="center"/>
-        <w:tblLook w:firstColumn="1" w:firstRow="1" w:lastColumn="0" w:lastRow="0" w:noHBand="0" w:noVBand="1" w:val="04A0"/>
-      </w:tblPr>
-      <w:tblGrid>
-        <w:gridCol w:w="10080"/>
-      </w:tblGrid>
-      <w:tr>
-        <w:tc>
-          <w:tcPr>
-            <w:tcW w:type="dxa" w:w="10080"/>
-            <w:shd w:fill="FFF5F5"/>
-            <w:tcMar>
-              <w:top w:w="100" w:type="dxa"/>
-              <w:bottom w:w="100" w:type="dxa"/>
-              <w:left w:w="150" w:type="dxa"/>
-              <w:right w:w="150" w:type="dxa"/>
-            </w:tcMar>
-          </w:tcPr>
-          <w:p>
-            <w:r>
-              <w:rPr>
-                <w:b/>
-                <w:color w:val="C53030"/>
-                <w:sz w:val="19"/>
-              </w:rPr>
-              <w:t xml:space="preserve">⚠️ Common Trap / JEE Pitfall: </w:t>
-            </w:r>
-            <w:r>
-              <w:rPr>
-                <w:color w:val="2D3748"/>
-                <w:sz w:val="19"/>
-              </w:rPr>
-              <w:t>Carefully verify units, standard reference states, and sign conventions in Properties Of Triangle.</w:t>
-            </w:r>
-          </w:p>
-        </w:tc>
-      </w:tr>
-    </w:tbl>
-    <w:tbl>
-      <w:tblPr>
-        <w:tblW w:type="auto" w:w="0"/>
-        <w:jc w:val="center"/>
-        <w:tblLook w:firstColumn="1" w:firstRow="1" w:lastColumn="0" w:lastRow="0" w:noHBand="0" w:noVBand="1" w:val="04A0"/>
-      </w:tblPr>
-      <w:tblGrid>
-        <w:gridCol w:w="10080"/>
-      </w:tblGrid>
-      <w:tr>
-        <w:tc>
-          <w:tcPr>
-            <w:tcW w:type="dxa" w:w="10080"/>
-            <w:shd w:fill="F0FFF4"/>
-            <w:tcMar>
-              <w:top w:w="100" w:type="dxa"/>
-              <w:bottom w:w="100" w:type="dxa"/>
-              <w:left w:w="150" w:type="dxa"/>
-              <w:right w:w="150" w:type="dxa"/>
-            </w:tcMar>
-          </w:tcPr>
-          <w:p>
-            <w:r>
-              <w:rPr>
-                <w:b/>
-                <w:color w:val="276749"/>
-                <w:sz w:val="19"/>
-              </w:rPr>
-              <w:t xml:space="preserve">💡 Speed Hack / Trick: </w:t>
-            </w:r>
-            <w:r>
-              <w:rPr>
-                <w:color w:val="2D3748"/>
-                <w:sz w:val="19"/>
-              </w:rPr>
-              <w:t>Focus on high-yield formulas and standard limiting approximations tested in Properties Of Triangle PYQs.</w:t>
-            </w:r>
-          </w:p>
-        </w:tc>
-      </w:tr>
-    </w:tbl>
-    <w:p>
-      <w:pPr>
-        <w:spacing w:before="120" w:after="40"/>
-      </w:pPr>
-      <w:r>
-        <w:rPr>
-          <w:b/>
-          <w:color w:val="1A365D"/>
-          <w:sz w:val="19"/>
-        </w:rPr>
-        <w:t>Source PYQs testing this concept:</w:t>
-      </w:r>
-    </w:p>
-    <w:p>
-      <w:pPr>
-        <w:pStyle w:val="ListBullet"/>
-        <w:spacing w:after="40"/>
-      </w:pPr>
-      <w:r>
-        <w:rPr>
-          <w:b/>
-          <w:sz w:val="18"/>
-        </w:rPr>
-        <w:t xml:space="preserve">[2026 Shift] Q#1 (MCQ): </w:t>
-      </w:r>
-      <w:r>
-        <w:rPr>
-          <w:sz w:val="18"/>
-        </w:rPr>
-        <w:t xml:space="preserve">"The angles of a triangle are in A.P and the greatest angle is double the least angle, then sine of the third angle is..."  </w:t>
-      </w:r>
-      <w:r>
-        <w:rPr>
-          <w:b/>
-          <w:color w:val="2B6CB0"/>
-          <w:sz w:val="18"/>
-        </w:rPr>
-        <w:t>[Ans: A]</w:t>
-      </w:r>
-    </w:p>
-    <w:p>
-      <w:pPr>
-        <w:spacing w:after="120"/>
-      </w:pPr>
-    </w:p>
-    <w:p>
-      <w:pPr>
-        <w:pStyle w:val="Heading2"/>
-      </w:pPr>
-      <w:r>
-        <w:rPr>
-          <w:color w:val="2B6CB0"/>
-          <w:sz w:val="24"/>
-        </w:rPr>
-        <w:t>3.3 Properties Of Triangle — Applied Cases, Reactions &amp; Traps (Standard Yield — 0 PYQs)</w:t>
-      </w:r>
-    </w:p>
-    <w:p>
-      <w:r>
-        <w:rPr>
-          <w:b/>
-          <w:sz w:val="20"/>
-        </w:rPr>
-        <w:t xml:space="preserve">Core Principle: </w:t>
-      </w:r>
-      <w:r>
-        <w:rPr>
-          <w:sz w:val="20"/>
-        </w:rPr>
-        <w:t>Special cases, experimental observations, and conceptual traps designed to test deep understanding of Properties Of Triangle.</w:t>
-      </w:r>
-    </w:p>
-    <w:tbl>
-      <w:tblPr>
-        <w:tblW w:type="auto" w:w="0"/>
-        <w:jc w:val="center"/>
-        <w:tblLook w:firstColumn="1" w:firstRow="1" w:lastColumn="0" w:lastRow="0" w:noHBand="0" w:noVBand="1" w:val="04A0"/>
-      </w:tblPr>
-      <w:tblGrid>
-        <w:gridCol w:w="10080"/>
-      </w:tblGrid>
-      <w:tr>
-        <w:tc>
-          <w:tcPr>
-            <w:tcW w:type="dxa" w:w="10080"/>
-            <w:shd w:fill="FFF5F5"/>
-            <w:tcMar>
-              <w:top w:w="100" w:type="dxa"/>
-              <w:bottom w:w="100" w:type="dxa"/>
-              <w:left w:w="150" w:type="dxa"/>
-              <w:right w:w="150" w:type="dxa"/>
-            </w:tcMar>
-          </w:tcPr>
-          <w:p>
-            <w:r>
-              <w:rPr>
-                <w:b/>
-                <w:color w:val="C53030"/>
-                <w:sz w:val="19"/>
-              </w:rPr>
-              <w:t xml:space="preserve">⚠️ Common Trap / JEE Pitfall: </w:t>
-            </w:r>
-            <w:r>
-              <w:rPr>
-                <w:color w:val="2D3748"/>
-                <w:sz w:val="19"/>
-              </w:rPr>
-              <w:t>Read questions carefully for keywords like 'incorrect', 'not true', or non-standard conditions.</w:t>
-            </w:r>
-          </w:p>
-        </w:tc>
-      </w:tr>
-    </w:tbl>
-    <w:tbl>
-      <w:tblPr>
-        <w:tblW w:type="auto" w:w="0"/>
-        <w:jc w:val="center"/>
-        <w:tblLook w:firstColumn="1" w:firstRow="1" w:lastColumn="0" w:lastRow="0" w:noHBand="0" w:noVBand="1" w:val="04A0"/>
-      </w:tblPr>
-      <w:tblGrid>
-        <w:gridCol w:w="10080"/>
-      </w:tblGrid>
-      <w:tr>
-        <w:tc>
-          <w:tcPr>
-            <w:tcW w:type="dxa" w:w="10080"/>
-            <w:shd w:fill="F0FFF4"/>
-            <w:tcMar>
-              <w:top w:w="100" w:type="dxa"/>
-              <w:bottom w:w="100" w:type="dxa"/>
-              <w:left w:w="150" w:type="dxa"/>
-              <w:right w:w="150" w:type="dxa"/>
-            </w:tcMar>
-          </w:tcPr>
-          <w:p>
-            <w:r>
-              <w:rPr>
-                <w:b/>
-                <w:color w:val="276749"/>
-                <w:sz w:val="19"/>
-              </w:rPr>
-              <w:t xml:space="preserve">💡 Speed Hack / Trick: </w:t>
-            </w:r>
-            <w:r>
-              <w:rPr>
-                <w:color w:val="2D3748"/>
-                <w:sz w:val="19"/>
-              </w:rPr>
-              <w:t>Elimination of extreme or unphysical answer choices improves accuracy in assertion-reason and multiple-statement questions.</w:t>
+              <w:t>In right-angled triangle: Inradius r = (a+b-c / 2) where c is the hypotenuse.</w:t>
             </w:r>
           </w:p>
         </w:tc>
@@ -1123,6 +541,33 @@
           <w:sz w:val="18"/>
         </w:rPr>
         <w:t xml:space="preserve">"If △ABC is right angled at C , then the value of tanA+tanB is..."  </w:t>
+      </w:r>
+      <w:r>
+        <w:rPr>
+          <w:b/>
+          <w:color w:val="2B6CB0"/>
+          <w:sz w:val="18"/>
+        </w:rPr>
+        <w:t>[Ans: N/A]</w:t>
+      </w:r>
+    </w:p>
+    <w:p>
+      <w:pPr>
+        <w:pStyle w:val="ListBullet"/>
+        <w:spacing w:after="40"/>
+      </w:pPr>
+      <w:r>
+        <w:rPr>
+          <w:b/>
+          <w:sz w:val="18"/>
+        </w:rPr>
+        <w:t xml:space="preserve">[2023 Shift] Q#3 (MCQ): </w:t>
+      </w:r>
+      <w:r>
+        <w:rPr>
+          <w:sz w:val="18"/>
+        </w:rPr>
+        <w:t xml:space="preserve">"The area of a triangle with vertices (-3,0) , (3,0) and (0,k) is 9 sq units, find the value of k is..."  </w:t>
       </w:r>
       <w:r>
         <w:rPr>
@@ -1263,127 +708,6 @@
               <w:t>Solution Analysis:</w:t>
               <w:br/>
               <w:t>Let the three angles of the triangle be in A.P. So we can take them as a-d,a,a+d Since the sum of angles of a triangle is 180° , (a-d)+a+(a+d)=180° 3a=180° a=60° So the middle angle is 60° . Now, the greatest angle is double the least angle. Greatest angle =a+d Least angle =a-d So, a+d=2(a-d) Putting a=60° , 60°+d=2(60°-d) 60°+d=120°-2d 3d=60° d=20° Thus the angles are 40°,60°,80° The third angle in the A.P. is the middle angle, 60° . So, sin60°=\frac√(3)2 Hence, the correct option is \frac√(3)2 Option A.</w:t>
-            </w:r>
-          </w:p>
-        </w:tc>
-      </w:tr>
-    </w:tbl>
-    <w:p>
-      <w:pPr>
-        <w:spacing w:after="120"/>
-      </w:pPr>
-    </w:p>
-    <w:p>
-      <w:pPr>
-        <w:spacing w:before="160" w:after="40"/>
-      </w:pPr>
-      <w:r>
-        <w:rPr>
-          <w:b/>
-          <w:color w:val="1A365D"/>
-          <w:sz w:val="22"/>
-        </w:rPr>
-        <w:t>Benchmark Problem 2: KCET 2024 (Q#2)</w:t>
-      </w:r>
-    </w:p>
-    <w:p>
-      <w:pPr>
-        <w:spacing w:after="80"/>
-      </w:pPr>
-      <w:r>
-        <w:rPr>
-          <w:sz w:val="20"/>
-        </w:rPr>
-        <w:t>If △ABC is right angled at C , then the value of tanA+tanB is</w:t>
-      </w:r>
-    </w:p>
-    <w:p>
-      <w:pPr>
-        <w:pStyle w:val="ListBullet"/>
-        <w:spacing w:after="20"/>
-      </w:pPr>
-      <w:r>
-        <w:rPr>
-          <w:sz w:val="19"/>
-        </w:rPr>
-        <w:t>(A) a+b</w:t>
-      </w:r>
-    </w:p>
-    <w:p>
-      <w:pPr>
-        <w:pStyle w:val="ListBullet"/>
-        <w:spacing w:after="20"/>
-      </w:pPr>
-      <w:r>
-        <w:rPr>
-          <w:sz w:val="19"/>
-        </w:rPr>
-        <w:t>(B) a^2/bc</w:t>
-      </w:r>
-    </w:p>
-    <w:p>
-      <w:pPr>
-        <w:pStyle w:val="ListBullet"/>
-        <w:spacing w:after="20"/>
-      </w:pPr>
-      <w:r>
-        <w:rPr>
-          <w:sz w:val="19"/>
-        </w:rPr>
-        <w:t>(C) c^2/ab</w:t>
-      </w:r>
-    </w:p>
-    <w:p>
-      <w:pPr>
-        <w:pStyle w:val="ListBullet"/>
-        <w:spacing w:after="20"/>
-      </w:pPr>
-      <w:r>
-        <w:rPr>
-          <w:sz w:val="19"/>
-        </w:rPr>
-        <w:t>(D) b^2/ac</w:t>
-      </w:r>
-    </w:p>
-    <w:tbl>
-      <w:tblPr>
-        <w:tblW w:type="auto" w:w="0"/>
-        <w:jc w:val="center"/>
-        <w:tblLook w:firstColumn="1" w:firstRow="1" w:lastColumn="0" w:lastRow="0" w:noHBand="0" w:noVBand="1" w:val="04A0"/>
-      </w:tblPr>
-      <w:tblGrid>
-        <w:gridCol w:w="10080"/>
-      </w:tblGrid>
-      <w:tr>
-        <w:tc>
-          <w:tcPr>
-            <w:tcW w:type="dxa" w:w="10080"/>
-            <w:shd w:fill="F7FAFC"/>
-            <w:tcMar>
-              <w:top w:w="100" w:type="dxa"/>
-              <w:bottom w:w="100" w:type="dxa"/>
-              <w:left w:w="150" w:type="dxa"/>
-              <w:right w:w="150" w:type="dxa"/>
-            </w:tcMar>
-          </w:tcPr>
-          <w:p>
-            <w:r>
-              <w:rPr>
-                <w:b/>
-                <w:color w:val="1A365D"/>
-                <w:sz w:val="19"/>
-              </w:rPr>
-              <w:t>Correct Answer: None</w:t>
-              <w:br/>
-            </w:r>
-            <w:r>
-              <w:rPr>
-                <w:color w:val="2D3748"/>
-                <w:sz w:val="18"/>
-              </w:rPr>
-              <w:t>Solution Analysis:</w:t>
-              <w:br/>
-              <w:t>∵ tanA=(a / b),tanB= ∴ tanA+tanB =(a / b)+(b / a) =\fraca^2+b^2ab =\fracc^2ab[ ∵ c^2=a^2+b^2]</w:t>
             </w:r>
           </w:p>
         </w:tc>
